--- a/knowledge/ESA_PHASE_I_Template.docx
+++ b/knowledge/ESA_PHASE_I_Template.docx
@@ -22087,7 +22087,7 @@
           <w:sz w:val="22"/>
           <w:szCs w:val="22"/>
         </w:rPr>
-        <w:t>The subject site is located at ________________________________. According to the __________________ County Tax Assessor’s website, the subject site occupies approximately ______ acres in size (Parcel ID ____________________) and is currently owned by ________________________________.</w:t>
+        <w:t>{{Sec9_Item1_SiteInfo}}</w:t>
       </w:r>
     </w:p>
     <w:p>
@@ -22110,7 +22110,7 @@
           <w:sz w:val="22"/>
           <w:szCs w:val="22"/>
         </w:rPr>
-        <w:t>Based on the topographical information obtained from ________________________________, the topography of the site ________________________________. [Summarize elevation and current site conditions.]</w:t>
+        <w:t>{{Sec9_Item2_Topo}}</w:t>
       </w:r>
     </w:p>
     <w:p>
@@ -22135,7 +22135,7 @@
           <w:sz w:val="22"/>
           <w:szCs w:val="22"/>
         </w:rPr>
-        <w:t>Wetland maps prepared by the Department of Interior Fish and Wildlife Service were reviewed to determine the presence of wetland areas within and adjacent to the subject property. [Summarize any mapped wetland features affecting the subject site.]</w:t>
+        <w:t>{{Sec9_Item3_Wetlands}}</w:t>
       </w:r>
     </w:p>
     <w:p>
@@ -22160,7 +22160,7 @@
           <w:sz w:val="22"/>
           <w:szCs w:val="22"/>
         </w:rPr>
-        <w:t>The National Flood Insurance Rate Map (FIRM) for the area of the subject property was reviewed to determine flood zone areas. FIRM Panel ____________________, effective ____________________, designates the site as zone ____________________.</w:t>
+        <w:t>{{Sec9_Item4_Flood}}</w:t>
       </w:r>
     </w:p>
     <w:p>
@@ -22184,25 +22184,7 @@
           <w:sz w:val="22"/>
           <w:szCs w:val="22"/>
         </w:rPr>
-        <w:t xml:space="preserve">A search of available environmental records was conducted by Environmental Data Resources, Inc. (EDR) </w:t>
-      </w:r>
-      <w:proofErr w:type="gramStart"/>
-      <w:r>
-        <w:rPr>
-          <w:rFonts w:ascii="Times New Roman" w:hAnsi="Times New Roman" w:cs="Times New Roman"/>
-          <w:sz w:val="22"/>
-          <w:szCs w:val="22"/>
-        </w:rPr>
-        <w:t>in order to</w:t>
-      </w:r>
-      <w:proofErr w:type="gramEnd"/>
-      <w:r>
-        <w:rPr>
-          <w:rFonts w:ascii="Times New Roman" w:hAnsi="Times New Roman" w:cs="Times New Roman"/>
-          <w:sz w:val="22"/>
-          <w:szCs w:val="22"/>
-        </w:rPr>
-        <w:t xml:space="preserve"> perform a Vapor Encroachment Screening. [Summarize the screening results and whether any Vapor Encroachment Conditions were identified.]</w:t>
+        <w:t>{{Sec9_Item5_VEC}}</w:t>
       </w:r>
     </w:p>
     <w:p>
@@ -22225,7 +22207,7 @@
           <w:sz w:val="22"/>
           <w:szCs w:val="22"/>
         </w:rPr>
-        <w:t>[Summarize any on-site or nearby regulatory database listings, releases, spills, or other pertinent environmental findings identified during the records review.]</w:t>
+        <w:t>{{Sec9_Item6_OnsiteReg}}</w:t>
       </w:r>
     </w:p>
     <w:p>
@@ -22249,7 +22231,7 @@
           <w:sz w:val="22"/>
           <w:szCs w:val="22"/>
         </w:rPr>
-        <w:t>[Summarize nearby facilities located within the ASTM-specified minimum search distances and discuss their relative significance based on location, topography, and potential contaminants.]</w:t>
+        <w:t>{{Sec9_Item7_OffsiteReg}}</w:t>
       </w:r>
     </w:p>
     <w:p>
@@ -22273,25 +22255,7 @@
           <w:sz w:val="22"/>
           <w:szCs w:val="22"/>
         </w:rPr>
-        <w:t xml:space="preserve">There </w:t>
-      </w:r>
-      <w:proofErr w:type="gramStart"/>
-      <w:r>
-        <w:rPr>
-          <w:rFonts w:ascii="Times New Roman" w:hAnsi="Times New Roman" w:cs="Times New Roman"/>
-          <w:sz w:val="22"/>
-          <w:szCs w:val="22"/>
-        </w:rPr>
-        <w:t>were [no / some]</w:t>
-      </w:r>
-      <w:proofErr w:type="gramEnd"/>
-      <w:r>
-        <w:rPr>
-          <w:rFonts w:ascii="Times New Roman" w:hAnsi="Times New Roman" w:cs="Times New Roman"/>
-          <w:sz w:val="22"/>
-          <w:szCs w:val="22"/>
-        </w:rPr>
-        <w:t xml:space="preserve"> significant data gaps noted while performing the ESA-Phase I for the subject site. [Describe the significance of any such gaps and whether they are likely to alter the report’s conclusions.]</w:t>
+        <w:t>{{Sec9_Item8_DataGaps}}</w:t>
       </w:r>
     </w:p>
     <w:p>

--- a/knowledge/ESA_PHASE_I_Template.docx
+++ b/knowledge/ESA_PHASE_I_Template.docx
@@ -23035,7 +23035,9 @@
   <w:p>
     <w:pPr>
       <w:pStyle w:val="Heading1"/>
-      <w:jc w:val="both"/>
+      <w:tabs>
+        <w:tab w:val="right" w:pos="9360"/>
+      </w:tabs>
     </w:pPr>
     <w:r>
       <w:t>Environmental Site Assessment - Phase I</w:t>
@@ -23044,79 +23046,30 @@
       <w:tab/>
     </w:r>
     <w:r>
-      <w:tab/>
+      <w:rPr>
+        <w:noProof/>
+      </w:rPr>
+      <w:t>{{ReportDate}}</w:t>
+    </w:r>
+  </w:p>
+  <w:p>
+    <w:pPr>
+      <w:pStyle w:val="Heading1"/>
+      <w:tabs>
+        <w:tab w:val="right" w:pos="9360"/>
+      </w:tabs>
+    </w:pPr>
+    <w:r>
+      <w:t>{{SiteStreetAddress}}</w:t>
     </w:r>
     <w:r>
       <w:tab/>
     </w:r>
     <w:r>
-      <w:tab/>
-    </w:r>
-    <w:r>
-      <w:tab/>
-      <w:t xml:space="preserve"> </w:t>
-    </w:r>
-    <w:r>
-      <w:tab/>
-      <w:t xml:space="preserve">      </w:t>
-    </w:r>
-    <w:proofErr w:type="gramStart"/>
-    <w:r>
-      <w:t xml:space="preserve">   {</w:t>
-    </w:r>
-    <w:proofErr w:type="gramEnd"/>
-    <w:r>
-      <w:t>{</w:t>
-    </w:r>
-    <w:proofErr w:type="spellStart"/>
-    <w:r>
-      <w:t>ReportDate</w:t>
-    </w:r>
-    <w:proofErr w:type="spellEnd"/>
-    <w:r>
-      <w:t>}}</w:t>
-    </w:r>
-  </w:p>
-  <w:p>
-    <w:pPr>
-      <w:pStyle w:val="Heading1"/>
-    </w:pPr>
-    <w:r>
-      <w:t>{{</w:t>
-    </w:r>
-    <w:proofErr w:type="spellStart"/>
-    <w:r>
-      <w:t>SiteStreetAddress</w:t>
-    </w:r>
-    <w:proofErr w:type="spellEnd"/>
-    <w:r>
-      <w:t>}}</w:t>
-    </w:r>
-    <w:r>
-      <w:tab/>
-    </w:r>
-    <w:r>
-      <w:tab/>
-    </w:r>
-    <w:r>
-      <w:tab/>
-      <w:t xml:space="preserve">                                                            </w:t>
-    </w:r>
-    <w:proofErr w:type="gramStart"/>
-    <w:r>
-      <w:t>MEG  Project</w:t>
-    </w:r>
-    <w:proofErr w:type="gramEnd"/>
-    <w:r>
-      <w:t xml:space="preserve"> No. {{</w:t>
-    </w:r>
-    <w:proofErr w:type="spellStart"/>
-    <w:r>
-      <w:t>ProjectNo</w:t>
-    </w:r>
-    <w:proofErr w:type="spellEnd"/>
-    <w:r>
-      <w:t>}}</w:t>
+      <w:rPr>
+        <w:noProof/>
+      </w:rPr>
+      <w:t xml:space="preserve">MEG  Project No. {{ProjectNo}}</w:t>
     </w:r>
   </w:p>
   <w:p>
@@ -23200,7 +23153,9 @@
   <w:p>
     <w:pPr>
       <w:pStyle w:val="Heading1"/>
-      <w:jc w:val="both"/>
+      <w:tabs>
+        <w:tab w:val="right" w:pos="9360"/>
+      </w:tabs>
     </w:pPr>
     <w:r>
       <w:t>Environmental Site Assessment - Phase I</w:t>
@@ -23209,79 +23164,30 @@
       <w:tab/>
     </w:r>
     <w:r>
-      <w:tab/>
+      <w:rPr>
+        <w:noProof/>
+      </w:rPr>
+      <w:t>{{ReportDate}}</w:t>
+    </w:r>
+  </w:p>
+  <w:p>
+    <w:pPr>
+      <w:pStyle w:val="Heading1"/>
+      <w:tabs>
+        <w:tab w:val="right" w:pos="9360"/>
+      </w:tabs>
+    </w:pPr>
+    <w:r>
+      <w:t>{{SiteStreetAddress}}</w:t>
     </w:r>
     <w:r>
       <w:tab/>
     </w:r>
     <w:r>
-      <w:tab/>
-    </w:r>
-    <w:r>
-      <w:tab/>
-      <w:t xml:space="preserve"> </w:t>
-    </w:r>
-    <w:r>
-      <w:tab/>
-      <w:t xml:space="preserve">      </w:t>
-    </w:r>
-    <w:proofErr w:type="gramStart"/>
-    <w:r>
-      <w:t xml:space="preserve">   {</w:t>
-    </w:r>
-    <w:proofErr w:type="gramEnd"/>
-    <w:r>
-      <w:t>{</w:t>
-    </w:r>
-    <w:proofErr w:type="spellStart"/>
-    <w:r>
-      <w:t>ReportDate</w:t>
-    </w:r>
-    <w:proofErr w:type="spellEnd"/>
-    <w:r>
-      <w:t>}}</w:t>
-    </w:r>
-  </w:p>
-  <w:p>
-    <w:pPr>
-      <w:pStyle w:val="Heading1"/>
-    </w:pPr>
-    <w:r>
-      <w:t>{{</w:t>
-    </w:r>
-    <w:proofErr w:type="spellStart"/>
-    <w:r>
-      <w:t>SiteStreetAddress</w:t>
-    </w:r>
-    <w:proofErr w:type="spellEnd"/>
-    <w:r>
-      <w:t>}}</w:t>
-    </w:r>
-    <w:r>
-      <w:tab/>
-    </w:r>
-    <w:r>
-      <w:tab/>
-    </w:r>
-    <w:r>
-      <w:tab/>
-      <w:t xml:space="preserve">                                                            </w:t>
-    </w:r>
-    <w:proofErr w:type="gramStart"/>
-    <w:r>
-      <w:t>MEG  Project</w:t>
-    </w:r>
-    <w:proofErr w:type="gramEnd"/>
-    <w:r>
-      <w:t xml:space="preserve"> No. {{</w:t>
-    </w:r>
-    <w:proofErr w:type="spellStart"/>
-    <w:r>
-      <w:t>ProjectNo</w:t>
-    </w:r>
-    <w:proofErr w:type="spellEnd"/>
-    <w:r>
-      <w:t>}}</w:t>
+      <w:rPr>
+        <w:noProof/>
+      </w:rPr>
+      <w:t xml:space="preserve">MEG  Project No. {{ProjectNo}}</w:t>
     </w:r>
   </w:p>
   <w:p>

--- a/knowledge/ESA_PHASE_I_Template.docx
+++ b/knowledge/ESA_PHASE_I_Template.docx
@@ -67,6 +67,16 @@
           <w:szCs w:val="36"/>
         </w:rPr>
       </w:pPr>
+      <w:r>
+        <w:rPr>
+          <w:rFonts w:ascii="Calibri" w:hAnsi="Calibri" w:cs="Calibri"/>
+          <w:b/>
+          <w:color w:val="C00000"/>
+          <w:sz w:val="20"/>
+          <w:szCs w:val="20"/>
+        </w:rPr>
+        <w:t>{{DraftNote}}</w:t>
+      </w:r>
     </w:p>
     <w:p>
       <w:pPr>
